--- a/preview/docxs/49-growth-marketer.docx
+++ b/preview/docxs/49-growth-marketer.docx
@@ -499,7 +499,7 @@
         </w:rPr>
         <w:t xml:space="preserve">Demo: </w:t>
       </w:r>
-      <w:hyperlink w:history="1" r:id="rIdxwecqowbdalbz_qohdrrs">
+      <w:hyperlink w:history="1" r:id="rIdxdvczcz3zexh4-h34nfmg">
         <w:r>
           <w:rPr>
             <w:color w:val="e11d48"/>
@@ -527,7 +527,7 @@
         </w:rPr>
         <w:t xml:space="preserve">Code: </w:t>
       </w:r>
-      <w:hyperlink w:history="1" r:id="rIdsunqok78zreuyjxmekrep">
+      <w:hyperlink w:history="1" r:id="rIdykdpt-rehfl-xtjja5bva">
         <w:r>
           <w:rPr>
             <w:color w:val="e11d48"/>
@@ -617,7 +617,7 @@
         </w:rPr>
         <w:t xml:space="preserve">Demo: </w:t>
       </w:r>
-      <w:hyperlink w:history="1" r:id="rIduep6ktbgvxpfk_mcb5cth">
+      <w:hyperlink w:history="1" r:id="rIdvyi8xrfxji8nef4helb6h">
         <w:r>
           <w:rPr>
             <w:color w:val="e11d48"/>
@@ -1036,7 +1036,7 @@
         </w:rPr>
         <w:t xml:space="preserve">Portfolio: </w:t>
       </w:r>
-      <w:hyperlink w:history="1" r:id="rIduubenea8orgwn7xxkyexh">
+      <w:hyperlink w:history="1" r:id="rIdlrspwp812wvzclbqj_mhr">
         <w:r>
           <w:rPr>
             <w:color w:val="e11d48"/>
